--- a/howtochangelineuser.docx
+++ b/howtochangelineuser.docx
@@ -126,39 +126,75 @@
       </w:r>
       <w:r>
         <w:rPr>
-          <w:rFonts w:hint="cs"/>
-          <w:b/>
-          <w:bCs/>
-          <w:cs/>
-        </w:rPr>
-        <w:t xml:space="preserve">กำหนดระบบ </w:t>
-      </w:r>
-      <w:r>
-        <w:rPr>
-          <w:b/>
-          <w:bCs/>
+          <w:rFonts w:ascii="Browallia New" w:hAnsi="Browallia New" w:cs="Browallia New" w:hint="cs"/>
+          <w:b/>
+          <w:bCs/>
+          <w:sz w:val="40"/>
+          <w:szCs w:val="40"/>
+          <w:cs/>
+        </w:rPr>
+        <w:t>กำหนดระบบ</w:t>
+      </w:r>
+      <w:r>
+        <w:rPr>
+          <w:rFonts w:ascii="TH SarabunPSK" w:hAnsi="TH SarabunPSK" w:cs="TH SarabunPSK" w:hint="cs"/>
+          <w:b/>
+          <w:bCs/>
+          <w:sz w:val="40"/>
+          <w:szCs w:val="40"/>
+          <w:cs/>
+        </w:rPr>
+        <w:t xml:space="preserve"> </w:t>
+      </w:r>
+      <w:r>
+        <w:rPr>
+          <w:rFonts w:ascii="TH SarabunPSK" w:hAnsi="TH SarabunPSK" w:cs="TH SarabunPSK" w:hint="cs"/>
+          <w:b/>
+          <w:bCs/>
+          <w:sz w:val="40"/>
+          <w:szCs w:val="40"/>
         </w:rPr>
         <w:sym w:font="Wingdings" w:char="F0E0"/>
       </w:r>
       <w:r>
         <w:rPr>
-          <w:b/>
-          <w:bCs/>
+          <w:rFonts w:ascii="TH SarabunPSK" w:hAnsi="TH SarabunPSK" w:cs="TH SarabunPSK" w:hint="cs"/>
+          <w:b/>
+          <w:bCs/>
+          <w:sz w:val="40"/>
+          <w:szCs w:val="40"/>
         </w:rPr>
         <w:t xml:space="preserve">  </w:t>
       </w:r>
       <w:r>
         <w:rPr>
-          <w:b/>
-          <w:bCs/>
-          <w:cs/>
-        </w:rPr>
-        <w:t xml:space="preserve">รายชื่อ </w:t>
-      </w:r>
-      <w:r>
-        <w:rPr>
-          <w:b/>
-          <w:bCs/>
+          <w:rFonts w:ascii="Browallia New" w:hAnsi="Browallia New" w:cs="Browallia New" w:hint="cs"/>
+          <w:b/>
+          <w:bCs/>
+          <w:sz w:val="40"/>
+          <w:szCs w:val="40"/>
+          <w:cs/>
+        </w:rPr>
+        <w:t>รายชื่อ</w:t>
+      </w:r>
+      <w:r>
+        <w:rPr>
+          <w:rFonts w:ascii="TH SarabunPSK" w:hAnsi="TH SarabunPSK" w:cs="TH SarabunPSK" w:hint="cs"/>
+          <w:b/>
+          <w:bCs/>
+          <w:sz w:val="40"/>
+          <w:szCs w:val="40"/>
+          <w:cs/>
+        </w:rPr>
+        <w:t xml:space="preserve"> </w:t>
+      </w:r>
+      <w:r>
+        <w:rPr>
+          <w:rFonts w:ascii="TH SarabunPSK" w:hAnsi="TH SarabunPSK" w:cs="TH SarabunPSK" w:hint="cs"/>
+          <w:b/>
+          <w:bCs/>
+          <w:sz w:val="40"/>
+          <w:szCs w:val="40"/>
         </w:rPr>
         <w:t>LINE USER</w:t>
       </w:r>
@@ -194,7 +230,7 @@
           <w:cs/>
         </w:rPr>
         <w:drawing>
-          <wp:inline distT="0" distB="0" distL="0" distR="0" wp14:anchorId="4AC59CFA" wp14:editId="2BA4A2B3">
+          <wp:inline distT="0" distB="0" distL="0" distR="0" wp14:anchorId="4AC59CFA" wp14:editId="75FED7D7">
             <wp:extent cx="5722620" cy="1973580"/>
             <wp:effectExtent l="0" t="0" r="0" b="7620"/>
             <wp:docPr id="543437485" name="Picture 1"/>
@@ -892,6 +928,7 @@
   <w:style w:type="character" w:default="1" w:styleId="DefaultParagraphFont">
     <w:name w:val="Default Paragraph Font"/>
     <w:uiPriority w:val="1"/>
+    <w:semiHidden/>
     <w:unhideWhenUsed/>
   </w:style>
   <w:style w:type="table" w:default="1" w:styleId="TableNormal">
